--- a/assets/templates/report_template.docx
+++ b/assets/templates/report_template.docx
@@ -9,715 +9,11 @@
           <w:lang w:val="uk-UA"/>
         </w:rPr>
       </w:pPr>
-      <w:bookmarkStart w:id="0" w:name="_Hlk224766333"/>
       <w:r>
         <w:rPr>
           <w:noProof/>
         </w:rPr>
-        <mc:AlternateContent>
-          <mc:Choice Requires="wps">
-            <w:drawing>
-              <wp:anchor distT="0" distB="0" distL="114300" distR="114300" simplePos="0" relativeHeight="251659264" behindDoc="0" locked="0" layoutInCell="1" allowOverlap="1" wp14:anchorId="5DC49C9D" wp14:editId="575D0F5D">
-                <wp:simplePos x="0" y="0"/>
-                <wp:positionH relativeFrom="column">
-                  <wp:posOffset>-508635</wp:posOffset>
-                </wp:positionH>
-                <wp:positionV relativeFrom="paragraph">
-                  <wp:posOffset>-106045</wp:posOffset>
-                </wp:positionV>
-                <wp:extent cx="3209290" cy="897255"/>
-                <wp:effectExtent l="0" t="0" r="0" b="0"/>
-                <wp:wrapNone/>
-                <wp:docPr id="1" name="Надпись 1"/>
-                <wp:cNvGraphicFramePr>
-                  <a:graphicFrameLocks xmlns:a="http://schemas.openxmlformats.org/drawingml/2006/main"/>
-                </wp:cNvGraphicFramePr>
-                <a:graphic xmlns:a="http://schemas.openxmlformats.org/drawingml/2006/main">
-                  <a:graphicData uri="http://schemas.microsoft.com/office/word/2010/wordprocessingShape">
-                    <wps:wsp>
-                      <wps:cNvSpPr txBox="1">
-                        <a:spLocks noChangeArrowheads="1" noChangeShapeType="1" noTextEdit="1"/>
-                      </wps:cNvSpPr>
-                      <wps:spPr bwMode="auto">
-                        <a:xfrm>
-                          <a:off x="0" y="0"/>
-                          <a:ext cx="3209290" cy="897255"/>
-                        </a:xfrm>
-                        <a:prstGeom prst="rect">
-                          <a:avLst/>
-                        </a:prstGeom>
-                        <a:extLst>
-                          <a:ext uri="{AF507438-7753-43E0-B8FC-AC1667EBCBE1}">
-                            <a14:hiddenEffects xmlns:a14="http://schemas.microsoft.com/office/drawing/2010/main">
-                              <a:effectLst/>
-                            </a14:hiddenEffects>
-                          </a:ext>
-                        </a:extLst>
-                      </wps:spPr>
-                      <wps:txbx>
-                        <w:txbxContent>
-                          <w:p>
-                            <w:pPr>
-                              <w:jc w:val="center"/>
-                              <w:rPr>
-                                <w:color w:val="000000"/>
-                                <w:sz w:val="18"/>
-                                <w:szCs w:val="18"/>
-                                <w:lang w:val="uk-UA"/>
-                                <w14:textOutline w14:w="9525" w14:cap="flat" w14:cmpd="sng" w14:algn="ctr">
-                                  <w14:solidFill>
-                                    <w14:srgbClr w14:val="000000"/>
-                                  </w14:solidFill>
-                                  <w14:prstDash w14:val="solid"/>
-                                  <w14:round/>
-                                </w14:textOutline>
-                              </w:rPr>
-                            </w:pPr>
-                            <w:r>
-                              <w:rPr>
-                                <w:color w:val="000000"/>
-                                <w:sz w:val="18"/>
-                                <w:szCs w:val="18"/>
-                                <w14:textOutline w14:w="9525" w14:cap="flat" w14:cmpd="sng" w14:algn="ctr">
-                                  <w14:solidFill>
-                                    <w14:srgbClr w14:val="000000"/>
-                                  </w14:solidFill>
-                                  <w14:prstDash w14:val="solid"/>
-                                  <w14:round/>
-                                </w14:textOutline>
-                              </w:rPr>
-                              <w:t>{{H1}}</w:t>
-                            </w:r>
-                            <w:r>
-                              <w:rPr>
-                                <w:color w:val="000000"/>
-                                <w:sz w:val="18"/>
-                                <w:szCs w:val="18"/>
-                                <w:lang w:val="uk-UA"/>
-                                <w14:textOutline w14:w="9525" w14:cap="flat" w14:cmpd="sng" w14:algn="ctr">
-                                  <w14:solidFill>
-                                    <w14:srgbClr w14:val="000000"/>
-                                  </w14:solidFill>
-                                  <w14:prstDash w14:val="solid"/>
-                                  <w14:round/>
-                                </w14:textOutline>
-                              </w:rPr>
-                              <w:t/>
-                            </w:r>
-                          </w:p>
-                          <w:p>
-                            <w:pPr>
-                              <w:jc w:val="center"/>
-                              <w:rPr>
-                                <w:color w:val="000000"/>
-                                <w:sz w:val="18"/>
-                                <w:szCs w:val="18"/>
-                                <w14:textOutline w14:w="9525" w14:cap="flat" w14:cmpd="sng" w14:algn="ctr">
-                                  <w14:solidFill>
-                                    <w14:srgbClr w14:val="000000"/>
-                                  </w14:solidFill>
-                                  <w14:prstDash w14:val="solid"/>
-                                  <w14:round/>
-                                </w14:textOutline>
-                              </w:rPr>
-                            </w:pPr>
-                            <w:proofErr w:type="gramStart"/>
-                            <w:r>
-                              <w:rPr>
-                                <w:color w:val="000000"/>
-                                <w:sz w:val="18"/>
-                                <w:szCs w:val="18"/>
-                                <w14:textOutline w14:w="9525" w14:cap="flat" w14:cmpd="sng" w14:algn="ctr">
-                                  <w14:solidFill>
-                                    <w14:srgbClr w14:val="000000"/>
-                                  </w14:solidFill>
-                                  <w14:prstDash w14:val="solid"/>
-                                  <w14:round/>
-                                </w14:textOutline>
-                              </w:rPr>
-                              <w:t>{{H2}}</w:t>
-                            </w:r>
-                            <w:proofErr w:type="gramEnd"/>
-                          </w:p>
-                          <w:p>
-                            <w:pPr>
-                              <w:jc w:val="center"/>
-                              <w:rPr>
-                                <w:color w:val="000000"/>
-                                <w:sz w:val="18"/>
-                                <w:szCs w:val="18"/>
-                                <w14:textOutline w14:w="9525" w14:cap="flat" w14:cmpd="sng" w14:algn="ctr">
-                                  <w14:solidFill>
-                                    <w14:srgbClr w14:val="000000"/>
-                                  </w14:solidFill>
-                                  <w14:prstDash w14:val="solid"/>
-                                  <w14:round/>
-                                </w14:textOutline>
-                              </w:rPr>
-                            </w:pPr>
-                            <w:r>
-                              <w:rPr>
-                                <w:color w:val="000000"/>
-                                <w:sz w:val="18"/>
-                                <w:szCs w:val="18"/>
-                                <w:lang w:val="uk-UA"/>
-                                <w14:textOutline w14:w="9525" w14:cap="flat" w14:cmpd="sng" w14:algn="ctr">
-                                  <w14:solidFill>
-                                    <w14:srgbClr w14:val="000000"/>
-                                  </w14:solidFill>
-                                  <w14:prstDash w14:val="solid"/>
-                                  <w14:round/>
-                                </w14:textOutline>
-                              </w:rPr>
-                              <w:t>{{H3}}</w:t>
-                            </w:r>
-                            <w:r>
-                              <w:rPr>
-                                <w:color w:val="000000"/>
-                                <w:sz w:val="18"/>
-                                <w:szCs w:val="18"/>
-                                <w14:textOutline w14:w="9525" w14:cap="flat" w14:cmpd="sng" w14:algn="ctr">
-                                  <w14:solidFill>
-                                    <w14:srgbClr w14:val="000000"/>
-                                  </w14:solidFill>
-                                  <w14:prstDash w14:val="solid"/>
-                                  <w14:round/>
-                                </w14:textOutline>
-                              </w:rPr>
-                              <w:t/>
-                            </w:r>
-                          </w:p>
-                          <w:p>
-                            <w:pPr>
-                              <w:jc w:val="center"/>
-                              <w:rPr>
-                                <w:color w:val="000000"/>
-                                <w:sz w:val="18"/>
-                                <w:szCs w:val="18"/>
-                                <w14:textOutline w14:w="9525" w14:cap="flat" w14:cmpd="sng" w14:algn="ctr">
-                                  <w14:solidFill>
-                                    <w14:srgbClr w14:val="000000"/>
-                                  </w14:solidFill>
-                                  <w14:prstDash w14:val="solid"/>
-                                  <w14:round/>
-                                </w14:textOutline>
-                              </w:rPr>
-                            </w:pPr>
-                            <w:r>
-                              <w:rPr>
-                                <w:color w:val="000000"/>
-                                <w:sz w:val="18"/>
-                                <w:szCs w:val="18"/>
-                                <w:lang w:val="uk-UA"/>
-                                <w14:textOutline w14:w="9525" w14:cap="flat" w14:cmpd="sng" w14:algn="ctr">
-                                  <w14:solidFill>
-                                    <w14:srgbClr w14:val="000000"/>
-                                  </w14:solidFill>
-                                  <w14:prstDash w14:val="solid"/>
-                                  <w14:round/>
-                                </w14:textOutline>
-                              </w:rPr>
-                              <w:t>{{H4}}</w:t>
-                            </w:r>
-                            <w:r>
-                              <w:rPr>
-                                <w:color w:val="000000"/>
-                                <w:sz w:val="18"/>
-                                <w:szCs w:val="18"/>
-                                <w14:textOutline w14:w="9525" w14:cap="flat" w14:cmpd="sng" w14:algn="ctr">
-                                  <w14:solidFill>
-                                    <w14:srgbClr w14:val="000000"/>
-                                  </w14:solidFill>
-                                  <w14:prstDash w14:val="solid"/>
-                                  <w14:round/>
-                                </w14:textOutline>
-                              </w:rPr>
-                              <w:t/>
-                            </w:r>
-                          </w:p>
-                          <w:p>
-                            <w:pPr>
-                              <w:jc w:val="center"/>
-                              <w:rPr>
-                                <w:color w:val="000000"/>
-                                <w:sz w:val="18"/>
-                                <w:szCs w:val="18"/>
-                                <w:lang w:val="uk-UA"/>
-                                <w14:textOutline w14:w="9525" w14:cap="flat" w14:cmpd="sng" w14:algn="ctr">
-                                  <w14:solidFill>
-                                    <w14:srgbClr w14:val="000000"/>
-                                  </w14:solidFill>
-                                  <w14:prstDash w14:val="solid"/>
-                                  <w14:round/>
-                                </w14:textOutline>
-                              </w:rPr>
-                            </w:pPr>
-                            <w:r>
-                              <w:rPr>
-                                <w:color w:val="000000"/>
-                                <w:sz w:val="18"/>
-                                <w:szCs w:val="18"/>
-                                <w:lang w:val="uk-UA"/>
-                                <w14:textOutline w14:w="9525" w14:cap="flat" w14:cmpd="sng" w14:algn="ctr">
-                                  <w14:solidFill>
-                                    <w14:srgbClr w14:val="000000"/>
-                                  </w14:solidFill>
-                                  <w14:prstDash w14:val="solid"/>
-                                  <w14:round/>
-                                </w14:textOutline>
-                              </w:rPr>
-                              <w:t>{{H_RANK}}</w:t>
-                            </w:r>
-                            <w:r>
-                              <w:rPr>
-                                <w:color w:val="000000"/>
-                                <w:sz w:val="18"/>
-                                <w:szCs w:val="18"/>
-                                <w14:textOutline w14:w="9525" w14:cap="flat" w14:cmpd="sng" w14:algn="ctr">
-                                  <w14:solidFill>
-                                    <w14:srgbClr w14:val="000000"/>
-                                  </w14:solidFill>
-                                  <w14:prstDash w14:val="solid"/>
-                                  <w14:round/>
-                                </w14:textOutline>
-                              </w:rPr>
-                              <w:t xml:space="preserve">                    {{H_PERSON}}</w:t>
-                            </w:r>
-                            <w:r>
-                              <w:rPr>
-                                <w:color w:val="000000"/>
-                                <w:sz w:val="18"/>
-                                <w:szCs w:val="18"/>
-                                <w:lang w:val="uk-UA"/>
-                                <w14:textOutline w14:w="9525" w14:cap="flat" w14:cmpd="sng" w14:algn="ctr">
-                                  <w14:solidFill>
-                                    <w14:srgbClr w14:val="000000"/>
-                                  </w14:solidFill>
-                                  <w14:prstDash w14:val="solid"/>
-                                  <w14:round/>
-                                </w14:textOutline>
-                              </w:rPr>
-                              <w:t/>
-                            </w:r>
-                          </w:p>
-                          <w:p>
-                            <w:pPr>
-                              <w:jc w:val="center"/>
-                              <w:rPr>
-                                <w:color w:val="000000"/>
-                                <w:sz w:val="18"/>
-                                <w:szCs w:val="18"/>
-                                <w:lang w:val="uk-UA"/>
-                                <w14:textOutline w14:w="9525" w14:cap="flat" w14:cmpd="sng" w14:algn="ctr">
-                                  <w14:solidFill>
-                                    <w14:srgbClr w14:val="000000"/>
-                                  </w14:solidFill>
-                                  <w14:prstDash w14:val="solid"/>
-                                  <w14:round/>
-                                </w14:textOutline>
-                              </w:rPr>
-                            </w:pPr>
-                            <w:r>
-                              <w:rPr>
-                                <w:color w:val="000000"/>
-                                <w:sz w:val="18"/>
-                                <w:szCs w:val="18"/>
-                                <w14:textOutline w14:w="9525" w14:cap="flat" w14:cmpd="sng" w14:algn="ctr">
-                                  <w14:solidFill>
-                                    <w14:srgbClr w14:val="000000"/>
-                                  </w14:solidFill>
-                                  <w14:prstDash w14:val="solid"/>
-                                  <w14:round/>
-                                </w14:textOutline>
-                              </w:rPr>
-                              <w:t>{{H_DATE}} {{YEAR}}</w:t>
-                            </w:r>
-                            <w:r>
-                              <w:rPr>
-                                <w:color w:val="000000"/>
-                                <w:sz w:val="18"/>
-                                <w:szCs w:val="18"/>
-                                <w:lang w:val="uk-UA"/>
-                                <w14:textOutline w14:w="9525" w14:cap="flat" w14:cmpd="sng" w14:algn="ctr">
-                                  <w14:solidFill>
-                                    <w14:srgbClr w14:val="000000"/>
-                                  </w14:solidFill>
-                                  <w14:prstDash w14:val="solid"/>
-                                  <w14:round/>
-                                </w14:textOutline>
-                              </w:rPr>
-                              <w:t/>
-                            </w:r>
-                          </w:p>
-                          <w:p>
-                            <w:pPr>
-                              <w:jc w:val="center"/>
-                              <w:rPr>
-                                <w:color w:val="000000"/>
-                                <w:sz w:val="18"/>
-                                <w:szCs w:val="18"/>
-                                <w:lang w:val="uk-UA"/>
-                                <w14:textOutline w14:w="9525" w14:cap="flat" w14:cmpd="sng" w14:algn="ctr">
-                                  <w14:solidFill>
-                                    <w14:srgbClr w14:val="000000"/>
-                                  </w14:solidFill>
-                                  <w14:prstDash w14:val="solid"/>
-                                  <w14:round/>
-                                </w14:textOutline>
-                              </w:rPr>
-                            </w:pPr>
-                          </w:p>
-                        </w:txbxContent>
-                      </wps:txbx>
-                      <wps:bodyPr wrap="square" numCol="1" fromWordArt="1">
-                        <a:prstTxWarp prst="textPlain">
-                          <a:avLst>
-                            <a:gd name="adj" fmla="val 50000"/>
-                          </a:avLst>
-                        </a:prstTxWarp>
-                        <a:noAutofit/>
-                      </wps:bodyPr>
-                    </wps:wsp>
-                  </a:graphicData>
-                </a:graphic>
-                <wp14:sizeRelH relativeFrom="page">
-                  <wp14:pctWidth>0</wp14:pctWidth>
-                </wp14:sizeRelH>
-                <wp14:sizeRelV relativeFrom="page">
-                  <wp14:pctHeight>0</wp14:pctHeight>
-                </wp14:sizeRelV>
-              </wp:anchor>
-            </w:drawing>
-          </mc:Choice>
-          <mc:Fallback>
-            <w:pict>
-              <v:shapetype w14:anchorId="5DC49C9D" id="_x0000_t202" coordsize="21600,21600" o:spt="202" path="m,l,21600r21600,l21600,xe">
-                <v:stroke joinstyle="miter"/>
-                <v:path gradientshapeok="t" o:connecttype="rect"/>
-              </v:shapetype>
-              <v:shape id="Надпись 1" o:spid="_x0000_s1026" type="#_x0000_t202" style="position:absolute;left:0;text-align:left;margin-left:-40.05pt;margin-top:-8.35pt;width:252.7pt;height:70.65pt;z-index:251659264;visibility:visible;mso-wrap-style:square;mso-width-percent:0;mso-height-percent:0;mso-wrap-distance-left:9pt;mso-wrap-distance-top:0;mso-wrap-distance-right:9pt;mso-wrap-distance-bottom:0;mso-position-horizontal:absolute;mso-position-horizontal-relative:text;mso-position-vertical:absolute;mso-position-vertical-relative:text;mso-width-percent:0;mso-height-percent:0;mso-width-relative:page;mso-height-relative:page;v-text-anchor:top" o:gfxdata="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" filled="f" stroked="f">
-                <o:lock v:ext="edit" shapetype="t"/>
-                <v:textbox>
-                  <w:txbxContent>
-                    <w:p>
-                      <w:pPr>
-                        <w:jc w:val="center"/>
-                        <w:rPr>
-                          <w:color w:val="000000"/>
-                          <w:sz w:val="18"/>
-                          <w:szCs w:val="18"/>
-                          <w:lang w:val="uk-UA"/>
-                          <w14:textOutline w14:w="9525" w14:cap="flat" w14:cmpd="sng" w14:algn="ctr">
-                            <w14:solidFill>
-                              <w14:srgbClr w14:val="000000"/>
-                            </w14:solidFill>
-                            <w14:prstDash w14:val="solid"/>
-                            <w14:round/>
-                          </w14:textOutline>
-                        </w:rPr>
-                      </w:pPr>
-                      <w:r>
-                        <w:rPr>
-                          <w:color w:val="000000"/>
-                          <w:sz w:val="18"/>
-                          <w:szCs w:val="18"/>
-                          <w14:textOutline w14:w="9525" w14:cap="flat" w14:cmpd="sng" w14:algn="ctr">
-                            <w14:solidFill>
-                              <w14:srgbClr w14:val="000000"/>
-                            </w14:solidFill>
-                            <w14:prstDash w14:val="solid"/>
-                            <w14:round/>
-                          </w14:textOutline>
-                        </w:rPr>
-                        <w:t>{{H1}}</w:t>
-                      </w:r>
-                      <w:r>
-                        <w:rPr>
-                          <w:color w:val="000000"/>
-                          <w:sz w:val="18"/>
-                          <w:szCs w:val="18"/>
-                          <w:lang w:val="uk-UA"/>
-                          <w14:textOutline w14:w="9525" w14:cap="flat" w14:cmpd="sng" w14:algn="ctr">
-                            <w14:solidFill>
-                              <w14:srgbClr w14:val="000000"/>
-                            </w14:solidFill>
-                            <w14:prstDash w14:val="solid"/>
-                            <w14:round/>
-                          </w14:textOutline>
-                        </w:rPr>
-                        <w:t/>
-                      </w:r>
-                    </w:p>
-                    <w:p>
-                      <w:pPr>
-                        <w:jc w:val="center"/>
-                        <w:rPr>
-                          <w:color w:val="000000"/>
-                          <w:sz w:val="18"/>
-                          <w:szCs w:val="18"/>
-                          <w14:textOutline w14:w="9525" w14:cap="flat" w14:cmpd="sng" w14:algn="ctr">
-                            <w14:solidFill>
-                              <w14:srgbClr w14:val="000000"/>
-                            </w14:solidFill>
-                            <w14:prstDash w14:val="solid"/>
-                            <w14:round/>
-                          </w14:textOutline>
-                        </w:rPr>
-                      </w:pPr>
-                      <w:proofErr w:type="gramStart"/>
-                      <w:r>
-                        <w:rPr>
-                          <w:color w:val="000000"/>
-                          <w:sz w:val="18"/>
-                          <w:szCs w:val="18"/>
-                          <w14:textOutline w14:w="9525" w14:cap="flat" w14:cmpd="sng" w14:algn="ctr">
-                            <w14:solidFill>
-                              <w14:srgbClr w14:val="000000"/>
-                            </w14:solidFill>
-                            <w14:prstDash w14:val="solid"/>
-                            <w14:round/>
-                          </w14:textOutline>
-                        </w:rPr>
-                        <w:t>{{H2}}</w:t>
-                      </w:r>
-                      <w:proofErr w:type="gramEnd"/>
-                    </w:p>
-                    <w:p>
-                      <w:pPr>
-                        <w:jc w:val="center"/>
-                        <w:rPr>
-                          <w:color w:val="000000"/>
-                          <w:sz w:val="18"/>
-                          <w:szCs w:val="18"/>
-                          <w14:textOutline w14:w="9525" w14:cap="flat" w14:cmpd="sng" w14:algn="ctr">
-                            <w14:solidFill>
-                              <w14:srgbClr w14:val="000000"/>
-                            </w14:solidFill>
-                            <w14:prstDash w14:val="solid"/>
-                            <w14:round/>
-                          </w14:textOutline>
-                        </w:rPr>
-                      </w:pPr>
-                      <w:r>
-                        <w:rPr>
-                          <w:color w:val="000000"/>
-                          <w:sz w:val="18"/>
-                          <w:szCs w:val="18"/>
-                          <w:lang w:val="uk-UA"/>
-                          <w14:textOutline w14:w="9525" w14:cap="flat" w14:cmpd="sng" w14:algn="ctr">
-                            <w14:solidFill>
-                              <w14:srgbClr w14:val="000000"/>
-                            </w14:solidFill>
-                            <w14:prstDash w14:val="solid"/>
-                            <w14:round/>
-                          </w14:textOutline>
-                        </w:rPr>
-                        <w:t>{{H3}}</w:t>
-                      </w:r>
-                      <w:r>
-                        <w:rPr>
-                          <w:color w:val="000000"/>
-                          <w:sz w:val="18"/>
-                          <w:szCs w:val="18"/>
-                          <w14:textOutline w14:w="9525" w14:cap="flat" w14:cmpd="sng" w14:algn="ctr">
-                            <w14:solidFill>
-                              <w14:srgbClr w14:val="000000"/>
-                            </w14:solidFill>
-                            <w14:prstDash w14:val="solid"/>
-                            <w14:round/>
-                          </w14:textOutline>
-                        </w:rPr>
-                        <w:t/>
-                      </w:r>
-                    </w:p>
-                    <w:p>
-                      <w:pPr>
-                        <w:jc w:val="center"/>
-                        <w:rPr>
-                          <w:color w:val="000000"/>
-                          <w:sz w:val="18"/>
-                          <w:szCs w:val="18"/>
-                          <w14:textOutline w14:w="9525" w14:cap="flat" w14:cmpd="sng" w14:algn="ctr">
-                            <w14:solidFill>
-                              <w14:srgbClr w14:val="000000"/>
-                            </w14:solidFill>
-                            <w14:prstDash w14:val="solid"/>
-                            <w14:round/>
-                          </w14:textOutline>
-                        </w:rPr>
-                      </w:pPr>
-                      <w:r>
-                        <w:rPr>
-                          <w:color w:val="000000"/>
-                          <w:sz w:val="18"/>
-                          <w:szCs w:val="18"/>
-                          <w:lang w:val="uk-UA"/>
-                          <w14:textOutline w14:w="9525" w14:cap="flat" w14:cmpd="sng" w14:algn="ctr">
-                            <w14:solidFill>
-                              <w14:srgbClr w14:val="000000"/>
-                            </w14:solidFill>
-                            <w14:prstDash w14:val="solid"/>
-                            <w14:round/>
-                          </w14:textOutline>
-                        </w:rPr>
-                        <w:t>{{H4}}</w:t>
-                      </w:r>
-                      <w:r>
-                        <w:rPr>
-                          <w:color w:val="000000"/>
-                          <w:sz w:val="18"/>
-                          <w:szCs w:val="18"/>
-                          <w14:textOutline w14:w="9525" w14:cap="flat" w14:cmpd="sng" w14:algn="ctr">
-                            <w14:solidFill>
-                              <w14:srgbClr w14:val="000000"/>
-                            </w14:solidFill>
-                            <w14:prstDash w14:val="solid"/>
-                            <w14:round/>
-                          </w14:textOutline>
-                        </w:rPr>
-                        <w:t/>
-                      </w:r>
-                    </w:p>
-                    <w:p>
-                      <w:pPr>
-                        <w:jc w:val="center"/>
-                        <w:rPr>
-                          <w:color w:val="000000"/>
-                          <w:sz w:val="18"/>
-                          <w:szCs w:val="18"/>
-                          <w:lang w:val="uk-UA"/>
-                          <w14:textOutline w14:w="9525" w14:cap="flat" w14:cmpd="sng" w14:algn="ctr">
-                            <w14:solidFill>
-                              <w14:srgbClr w14:val="000000"/>
-                            </w14:solidFill>
-                            <w14:prstDash w14:val="solid"/>
-                            <w14:round/>
-                          </w14:textOutline>
-                        </w:rPr>
-                      </w:pPr>
-                      <w:r>
-                        <w:rPr>
-                          <w:color w:val="000000"/>
-                          <w:sz w:val="18"/>
-                          <w:szCs w:val="18"/>
-                          <w:lang w:val="uk-UA"/>
-                          <w14:textOutline w14:w="9525" w14:cap="flat" w14:cmpd="sng" w14:algn="ctr">
-                            <w14:solidFill>
-                              <w14:srgbClr w14:val="000000"/>
-                            </w14:solidFill>
-                            <w14:prstDash w14:val="solid"/>
-                            <w14:round/>
-                          </w14:textOutline>
-                        </w:rPr>
-                        <w:t>{{H_RANK}}</w:t>
-                      </w:r>
-                      <w:r>
-                        <w:rPr>
-                          <w:color w:val="000000"/>
-                          <w:sz w:val="18"/>
-                          <w:szCs w:val="18"/>
-                          <w14:textOutline w14:w="9525" w14:cap="flat" w14:cmpd="sng" w14:algn="ctr">
-                            <w14:solidFill>
-                              <w14:srgbClr w14:val="000000"/>
-                            </w14:solidFill>
-                            <w14:prstDash w14:val="solid"/>
-                            <w14:round/>
-                          </w14:textOutline>
-                        </w:rPr>
-                        <w:t xml:space="preserve">                    {{H_PERSON}}</w:t>
-                      </w:r>
-                      <w:r>
-                        <w:rPr>
-                          <w:color w:val="000000"/>
-                          <w:sz w:val="18"/>
-                          <w:szCs w:val="18"/>
-                          <w:lang w:val="uk-UA"/>
-                          <w14:textOutline w14:w="9525" w14:cap="flat" w14:cmpd="sng" w14:algn="ctr">
-                            <w14:solidFill>
-                              <w14:srgbClr w14:val="000000"/>
-                            </w14:solidFill>
-                            <w14:prstDash w14:val="solid"/>
-                            <w14:round/>
-                          </w14:textOutline>
-                        </w:rPr>
-                        <w:t/>
-                      </w:r>
-                    </w:p>
-                    <w:p>
-                      <w:pPr>
-                        <w:jc w:val="center"/>
-                        <w:rPr>
-                          <w:color w:val="000000"/>
-                          <w:sz w:val="18"/>
-                          <w:szCs w:val="18"/>
-                          <w:lang w:val="uk-UA"/>
-                          <w14:textOutline w14:w="9525" w14:cap="flat" w14:cmpd="sng" w14:algn="ctr">
-                            <w14:solidFill>
-                              <w14:srgbClr w14:val="000000"/>
-                            </w14:solidFill>
-                            <w14:prstDash w14:val="solid"/>
-                            <w14:round/>
-                          </w14:textOutline>
-                        </w:rPr>
-                      </w:pPr>
-                      <w:r>
-                        <w:rPr>
-                          <w:color w:val="000000"/>
-                          <w:sz w:val="18"/>
-                          <w:szCs w:val="18"/>
-                          <w14:textOutline w14:w="9525" w14:cap="flat" w14:cmpd="sng" w14:algn="ctr">
-                            <w14:solidFill>
-                              <w14:srgbClr w14:val="000000"/>
-                            </w14:solidFill>
-                            <w14:prstDash w14:val="solid"/>
-                            <w14:round/>
-                          </w14:textOutline>
-                        </w:rPr>
-                        <w:t>{{H_DATE}} {{YEAR}}</w:t>
-                      </w:r>
-                      <w:r>
-                        <w:rPr>
-                          <w:color w:val="000000"/>
-                          <w:sz w:val="18"/>
-                          <w:szCs w:val="18"/>
-                          <w:lang w:val="uk-UA"/>
-                          <w14:textOutline w14:w="9525" w14:cap="flat" w14:cmpd="sng" w14:algn="ctr">
-                            <w14:solidFill>
-                              <w14:srgbClr w14:val="000000"/>
-                            </w14:solidFill>
-                            <w14:prstDash w14:val="solid"/>
-                            <w14:round/>
-                          </w14:textOutline>
-                        </w:rPr>
-                        <w:t/>
-                      </w:r>
-                    </w:p>
-                    <w:p>
-                      <w:pPr>
-                        <w:jc w:val="center"/>
-                        <w:rPr>
-                          <w:color w:val="000000"/>
-                          <w:sz w:val="18"/>
-                          <w:szCs w:val="18"/>
-                          <w:lang w:val="uk-UA"/>
-                          <w14:textOutline w14:w="9525" w14:cap="flat" w14:cmpd="sng" w14:algn="ctr">
-                            <w14:solidFill>
-                              <w14:srgbClr w14:val="000000"/>
-                            </w14:solidFill>
-                            <w14:prstDash w14:val="solid"/>
-                            <w14:round/>
-                          </w14:textOutline>
-                        </w:rPr>
-                      </w:pPr>
-                    </w:p>
-                  </w:txbxContent>
-                </v:textbox>
-              </v:shape>
-            </w:pict>
-          </mc:Fallback>
-        </mc:AlternateContent>
-      </w:r>
-      <w:bookmarkStart w:id="1" w:name="_Hlk153383036"/>
+      </w:r>
       <w:r>
         <w:rPr>
           <w:lang w:val="uk-UA"/>
@@ -745,7 +41,6 @@
         <w:t>{{R1_2}}</w:t>
       </w:r>
     </w:p>
-    <w:bookmarkEnd w:id="1"/>
     <w:p>
       <w:pPr>
         <w:tabs>
@@ -769,28 +64,12 @@
           <w:lang w:val="uk-UA"/>
         </w:rPr>
       </w:pPr>
-    </w:p>
-    <w:p>
-      <w:pPr>
-        <w:jc w:val="center"/>
-        <w:rPr>
-          <w:lang w:val="uk-UA"/>
-        </w:rPr>
-      </w:pPr>
       <w:r>
         <w:rPr>
           <w:lang w:val="uk-UA"/>
         </w:rPr>
         <w:t>РАПОРТ</w:t>
       </w:r>
-    </w:p>
-    <w:p>
-      <w:pPr>
-        <w:jc w:val="center"/>
-        <w:rPr>
-          <w:lang w:val="uk-UA"/>
-        </w:rPr>
-      </w:pPr>
     </w:p>
     <w:p>
       <w:pPr>
@@ -1053,8 +332,6 @@
         </w:rPr>
         <w:t>{{ЗВАННЯ_НАЗ}}</w:t>
       </w:r>
-      <w:bookmarkStart w:id="2" w:name="_GoBack"/>
-      <w:bookmarkEnd w:id="2"/>
       <w:r>
         <w:rPr>
           <w:lang w:val="uk-UA"/>
@@ -1421,6 +698,24 @@
           <w:lang w:val="uk-UA"/>
         </w:rPr>
       </w:pPr>
+      <w:r>
+        <w:rPr>
+          <w:lang w:val="uk-UA"/>
+        </w:rPr>
+        <w:t>{{R3_3}}</w:t>
+      </w:r>
+    </w:p>
+    <w:p>
+      <w:pPr>
+        <w:tabs>
+          <w:tab w:val="left" w:pos="7088"/>
+        </w:tabs>
+        <w:ind w:left="5245"/>
+        <w:jc w:val="both"/>
+        <w:rPr>
+          <w:lang w:val="uk-UA"/>
+        </w:rPr>
+      </w:pPr>
     </w:p>
     <w:p>
       <w:pPr>
@@ -1733,35 +1028,6 @@
         </w:rPr>
         <w:t/>
       </w:r>
-    </w:p>
-    <w:bookmarkEnd w:id="0"/>
-    <w:p>
-      <w:pPr>
-        <w:rPr>
-          <w:lang w:val="en-US"/>
-        </w:rPr>
-      </w:pPr>
-    </w:p>
-    <w:p>
-      <w:pPr>
-        <w:rPr>
-          <w:lang w:val="uk-UA"/>
-        </w:rPr>
-      </w:pPr>
-    </w:p>
-    <w:p>
-      <w:pPr>
-        <w:rPr>
-          <w:lang w:val="uk-UA"/>
-        </w:rPr>
-      </w:pPr>
-    </w:p>
-    <w:p>
-      <w:pPr>
-        <w:rPr>
-          <w:lang w:val="uk-UA"/>
-        </w:rPr>
-      </w:pPr>
     </w:p>
     <w:sectPr>
       <w:pgSz w:w="11906" w:h="16838"/>

--- a/assets/templates/report_template.docx
+++ b/assets/templates/report_template.docx
@@ -2,61 +2,326 @@
 <file path=word/document.xml><?xml version="1.0" encoding="utf-8"?>
 <w:document xmlns:wpc="http://schemas.microsoft.com/office/word/2010/wordprocessingCanvas" xmlns:cx="http://schemas.microsoft.com/office/drawing/2014/chartex" xmlns:cx1="http://schemas.microsoft.com/office/drawing/2015/9/8/chartex" xmlns:cx2="http://schemas.microsoft.com/office/drawing/2015/10/21/chartex" xmlns:cx3="http://schemas.microsoft.com/office/drawing/2016/5/9/chartex" xmlns:cx4="http://schemas.microsoft.com/office/drawing/2016/5/10/chartex" xmlns:cx5="http://schemas.microsoft.com/office/drawing/2016/5/11/chartex" xmlns:cx6="http://schemas.microsoft.com/office/drawing/2016/5/12/chartex" xmlns:cx7="http://schemas.microsoft.com/office/drawing/2016/5/13/chartex" xmlns:cx8="http://schemas.microsoft.com/office/drawing/2016/5/14/chartex" xmlns:mc="http://schemas.openxmlformats.org/markup-compatibility/2006" xmlns:aink="http://schemas.microsoft.com/office/drawing/2016/ink" xmlns:am3d="http://schemas.microsoft.com/office/drawing/2017/model3d" xmlns:o="urn:schemas-microsoft-com:office:office" xmlns:r="http://schemas.openxmlformats.org/officeDocument/2006/relationships" xmlns:m="http://schemas.openxmlformats.org/officeDocument/2006/math" xmlns:v="urn:schemas-microsoft-com:vml" xmlns:wp14="http://schemas.microsoft.com/office/word/2010/wordprocessingDrawing" xmlns:wp="http://schemas.openxmlformats.org/drawingml/2006/wordprocessingDrawing" xmlns:w10="urn:schemas-microsoft-com:office:word" xmlns:w="http://schemas.openxmlformats.org/wordprocessingml/2006/main" xmlns:w14="http://schemas.microsoft.com/office/word/2010/wordml" xmlns:w15="http://schemas.microsoft.com/office/word/2012/wordml" xmlns:w16cid="http://schemas.microsoft.com/office/word/2016/wordml/cid" xmlns:w16se="http://schemas.microsoft.com/office/word/2015/wordml/symex" xmlns:wpg="http://schemas.microsoft.com/office/word/2010/wordprocessingGroup" xmlns:wpi="http://schemas.microsoft.com/office/word/2010/wordprocessingInk" xmlns:wne="http://schemas.microsoft.com/office/word/2006/wordml" xmlns:wps="http://schemas.microsoft.com/office/word/2010/wordprocessingShape" mc:Ignorable="w14 w15 w16se w16cid wp14">
   <w:body>
-    <w:p>
-      <w:pPr>
-        <w:ind w:left="5387" w:hanging="142"/>
-        <w:rPr>
-          <w:lang w:val="uk-UA"/>
-        </w:rPr>
-      </w:pPr>
-      <w:r>
-        <w:rPr>
-          <w:noProof/>
-        </w:rPr>
-      </w:r>
-      <w:r>
-        <w:rPr>
-          <w:lang w:val="uk-UA"/>
-        </w:rPr>
-        <w:t>{{R1_1}}</w:t>
-      </w:r>
-      <w:r>
-        <w:rPr>
-          <w:lang w:val="uk-UA"/>
-        </w:rPr>
-        <w:t/>
-      </w:r>
-    </w:p>
-    <w:p>
-      <w:pPr>
-        <w:ind w:left="5245"/>
-        <w:rPr>
-          <w:lang w:val="uk-UA"/>
-        </w:rPr>
-      </w:pPr>
-      <w:r>
-        <w:rPr>
-          <w:lang w:val="uk-UA"/>
-        </w:rPr>
-        <w:t>{{R1_2}}</w:t>
-      </w:r>
-    </w:p>
-    <w:p>
-      <w:pPr>
-        <w:tabs>
-          <w:tab w:val="left" w:pos="2865"/>
-        </w:tabs>
-        <w:rPr>
-          <w:lang w:val="uk-UA"/>
-        </w:rPr>
-      </w:pPr>
-      <w:r>
-        <w:rPr>
-          <w:lang w:val="uk-UA"/>
-        </w:rPr>
-        <w:tab/>
-      </w:r>
-    </w:p>
+    <w:tbl>
+      <w:tblPr>
+        <w:tblW w:type="auto" w:w="0"/>
+        <w:tblLayout w:type="fixed"/>
+        <w:tblLook w:firstColumn="1" w:firstRow="1" w:lastColumn="0" w:lastRow="0" w:noHBand="0" w:noVBand="1" w:val="04A0"/>
+        <w:tblBorders>
+          <w:top w:val="nil"/>
+          <w:left w:val="nil"/>
+          <w:bottom w:val="nil"/>
+          <w:right w:val="nil"/>
+          <w:insideH w:val="nil"/>
+          <w:insideV w:val="nil"/>
+        </w:tblBorders>
+        <w:tblCellMar>
+          <w:top w:w="0" w:type="dxa"/>
+          <w:left w:w="0" w:type="dxa"/>
+          <w:bottom w:w="0" w:type="dxa"/>
+          <w:right w:w="0" w:type="dxa"/>
+        </w:tblCellMar>
+      </w:tblPr>
+      <w:tblGrid>
+        <w:gridCol w:w="3200400"/>
+        <w:gridCol w:w="2743200"/>
+      </w:tblGrid>
+      <w:tr>
+        <w:trPr>
+          <w:cantSplit/>
+        </w:trPr>
+        <w:tc>
+          <w:tcPr>
+            <w:tcW w:type="dxa" w:w="5040"/>
+            <w:vAlign w:val="top"/>
+          </w:tcPr>
+          <w:p>
+            <w:pPr>
+              <w:spacing w:before="0" w:after="0"/>
+            </w:pPr>
+            <w:r>
+              <mc:AlternateContent>
+                <mc:Choice Requires="wps">
+                  <w:drawing>
+                    <wp:inline distT="0" distB="0" distL="0" distR="0">
+                      <wp:extent cx="3209290" cy="1050000"/>
+                      <wp:effectExtent l="0" t="0" r="0" b="0"/>
+                      <wp:docPr id="{{TB_DOCPR}}" name="Шапка до наказу {{TB_DOCPR}}"/>
+                      <wp:cNvGraphicFramePr/>
+                      <a:graphic xmlns:a="http://schemas.openxmlformats.org/drawingml/2006/main">
+                        <a:graphicData uri="http://schemas.microsoft.com/office/word/2010/wordprocessingShape">
+                          <wps:wsp>
+                            <wps:cNvSpPr txBox="1"/>
+                            <wps:spPr>
+                              <a:xfrm>
+                                <a:off x="0" y="0"/>
+                                <a:ext cx="3209290" cy="1050000"/>
+                              </a:xfrm>
+                              <a:prstGeom prst="rect">
+                                <a:avLst/>
+                              </a:prstGeom>
+                              <a:noFill/>
+                              <a:ln>
+                                <a:noFill/>
+                              </a:ln>
+                            </wps:spPr>
+                            <wps:txbx>
+                              <w:txbxContent>
+                                <w:p>
+                                  <w:pPr>
+                                    <w:spacing w:before="0" w:after="0" w:line="220" w:lineRule="auto"/>
+                                    <w:jc w:val="center"/>
+                                  </w:pPr>
+                                  <w:r>
+                                    <w:rPr>
+                                      <w:rFonts w:ascii="Times New Roman" w:hAnsi="Times New Roman"/>
+                                      <w:b/>
+                                      <w:sz w:val="20"/>
+                                      <w:szCs w:val="20"/>
+                                    </w:rPr>
+                                    <w:t>{{H1}}</w:t>
+                                  </w:r>
+                                </w:p>
+                                <w:p>
+                                  <w:pPr>
+                                    <w:spacing w:before="0" w:after="0" w:line="220" w:lineRule="auto"/>
+                                    <w:jc w:val="center"/>
+                                  </w:pPr>
+                                  <w:r>
+                                    <w:rPr>
+                                      <w:rFonts w:ascii="Times New Roman" w:hAnsi="Times New Roman"/>
+                                      <w:b/>
+                                      <w:u w:val="single"/>
+                                      <w:sz w:val="20"/>
+                                      <w:szCs w:val="20"/>
+                                    </w:rPr>
+                                    <w:t>{{H2}}</w:t>
+                                  </w:r>
+                                </w:p>
+                                <w:p>
+                                  <w:pPr>
+                                    <w:spacing w:before="0" w:after="0" w:line="220" w:lineRule="auto"/>
+                                    <w:jc w:val="center"/>
+                                  </w:pPr>
+                                  <w:r>
+                                    <w:rPr>
+                                      <w:rFonts w:ascii="Times New Roman" w:hAnsi="Times New Roman"/>
+                                      <w:b/>
+                                      <w:sz w:val="18"/>
+                                      <w:szCs w:val="18"/>
+                                    </w:rPr>
+                                    <w:t>{{H3}}</w:t>
+                                  </w:r>
+                                </w:p>
+                                <w:p>
+                                  <w:pPr>
+                                    <w:spacing w:before="0" w:after="0" w:line="220" w:lineRule="auto"/>
+                                    <w:jc w:val="center"/>
+                                  </w:pPr>
+                                  <w:r>
+                                    <w:rPr>
+                                      <w:rFonts w:ascii="Times New Roman" w:hAnsi="Times New Roman"/>
+                                      <w:b/>
+                                      <w:sz w:val="18"/>
+                                      <w:szCs w:val="18"/>
+                                    </w:rPr>
+                                    <w:t>{{H4}}</w:t>
+                                  </w:r>
+                                </w:p>
+                                <w:p>
+                                  <w:pPr>
+                                    <w:spacing w:before="0" w:after="0" w:line="220" w:lineRule="auto"/>
+                                    <w:jc w:val="left"/>
+                                    <w:tabs>
+                                      <w:tab w:val="left" w:pos="2550"/>
+                                    </w:tabs>
+                                  </w:pPr>
+                                  <w:r>
+                                    <w:rPr>
+                                      <w:rFonts w:ascii="Times New Roman" w:hAnsi="Times New Roman"/>
+                                      <w:b/>
+                                      <w:sz w:val="18"/>
+                                      <w:szCs w:val="18"/>
+                                    </w:rPr>
+                                    <w:t>{{H_RANK}}</w:t>
+                                    <w:tab/>
+                                    <w:t>{{H_PERSON}}</w:t>
+                                  </w:r>
+                                </w:p>
+                                <w:p>
+                                  <w:pPr>
+                                    <w:spacing w:before="0" w:after="0" w:line="220" w:lineRule="auto"/>
+                                    <w:jc w:val="center"/>
+                                  </w:pPr>
+                                  <w:r>
+                                    <w:rPr>
+                                      <w:rFonts w:ascii="Times New Roman" w:hAnsi="Times New Roman"/>
+                                      <w:b/>
+                                      <w:sz w:val="20"/>
+                                      <w:szCs w:val="20"/>
+                                    </w:rPr>
+                                    <w:t>{{H_DATE}}{{YEAR}}</w:t>
+                                  </w:r>
+                                </w:p>
+                              </w:txbxContent>
+                            </wps:txbx>
+                            <wps:bodyPr wrap="square" lIns="0" tIns="0" rIns="0" bIns="0">
+                              <a:noAutofit/>
+                            </wps:bodyPr>
+                          </wps:wsp>
+                        </a:graphicData>
+                      </a:graphic>
+                    </wp:inline>
+                  </w:drawing>
+                </mc:Choice>
+                <mc:Fallback>
+                  <w:pict>
+                    <v:rect id="HeaderTextBox_{{TB_ID}}" o:spid="_x0000_s{{TB_SPID}}" style="width:252.7pt;height:82.7pt" filled="f" stroked="f">
+                      <v:textbox inset="0,0,0,0">
+                        <w:txbxContent>
+                          <w:p>
+                            <w:pPr>
+                              <w:spacing w:before="0" w:after="0" w:line="220" w:lineRule="auto"/>
+                              <w:jc w:val="center"/>
+                            </w:pPr>
+                            <w:r>
+                              <w:rPr>
+                                <w:rFonts w:ascii="Times New Roman" w:hAnsi="Times New Roman"/>
+                                <w:b/>
+                                <w:sz w:val="20"/>
+                                <w:szCs w:val="20"/>
+                              </w:rPr>
+                              <w:t>{{H1}}</w:t>
+                            </w:r>
+                          </w:p>
+                          <w:p>
+                            <w:pPr>
+                              <w:spacing w:before="0" w:after="0" w:line="220" w:lineRule="auto"/>
+                              <w:jc w:val="center"/>
+                            </w:pPr>
+                            <w:r>
+                              <w:rPr>
+                                <w:rFonts w:ascii="Times New Roman" w:hAnsi="Times New Roman"/>
+                                <w:b/>
+                                <w:u w:val="single"/>
+                                <w:sz w:val="20"/>
+                                <w:szCs w:val="20"/>
+                              </w:rPr>
+                              <w:t>{{H2}}</w:t>
+                            </w:r>
+                          </w:p>
+                          <w:p>
+                            <w:pPr>
+                              <w:spacing w:before="0" w:after="0" w:line="220" w:lineRule="auto"/>
+                              <w:jc w:val="center"/>
+                            </w:pPr>
+                            <w:r>
+                              <w:rPr>
+                                <w:rFonts w:ascii="Times New Roman" w:hAnsi="Times New Roman"/>
+                                <w:b/>
+                                <w:sz w:val="18"/>
+                                <w:szCs w:val="18"/>
+                              </w:rPr>
+                              <w:t>{{H3}}</w:t>
+                            </w:r>
+                          </w:p>
+                          <w:p>
+                            <w:pPr>
+                              <w:spacing w:before="0" w:after="0" w:line="220" w:lineRule="auto"/>
+                              <w:jc w:val="center"/>
+                            </w:pPr>
+                            <w:r>
+                              <w:rPr>
+                                <w:rFonts w:ascii="Times New Roman" w:hAnsi="Times New Roman"/>
+                                <w:b/>
+                                <w:sz w:val="18"/>
+                                <w:szCs w:val="18"/>
+                              </w:rPr>
+                              <w:t>{{H4}}</w:t>
+                            </w:r>
+                          </w:p>
+                          <w:p>
+                            <w:pPr>
+                              <w:spacing w:before="0" w:after="0" w:line="220" w:lineRule="auto"/>
+                              <w:jc w:val="left"/>
+                              <w:tabs>
+                                <w:tab w:val="left" w:pos="2550"/>
+                              </w:tabs>
+                            </w:pPr>
+                            <w:r>
+                              <w:rPr>
+                                <w:rFonts w:ascii="Times New Roman" w:hAnsi="Times New Roman"/>
+                                <w:b/>
+                                <w:sz w:val="18"/>
+                                <w:szCs w:val="18"/>
+                              </w:rPr>
+                              <w:t>{{H_RANK}}</w:t>
+                              <w:tab/>
+                              <w:t>{{H_PERSON}}</w:t>
+                            </w:r>
+                          </w:p>
+                          <w:p>
+                            <w:pPr>
+                              <w:spacing w:before="0" w:after="0" w:line="220" w:lineRule="auto"/>
+                              <w:jc w:val="center"/>
+                            </w:pPr>
+                            <w:r>
+                              <w:rPr>
+                                <w:rFonts w:ascii="Times New Roman" w:hAnsi="Times New Roman"/>
+                                <w:b/>
+                                <w:sz w:val="20"/>
+                                <w:szCs w:val="20"/>
+                              </w:rPr>
+                              <w:t>{{H_DATE}}{{YEAR}}</w:t>
+                            </w:r>
+                          </w:p>
+                        </w:txbxContent>
+                      </v:textbox>
+                    </v:rect>
+                  </w:pict>
+                </mc:Fallback>
+              </mc:AlternateContent>
+            </w:r>
+          </w:p>
+        </w:tc>
+        <w:tc>
+          <w:tcPr>
+            <w:tcW w:type="dxa" w:w="4320"/>
+            <w:vAlign w:val="top"/>
+          </w:tcPr>
+          <w:p>
+            <w:pPr>
+              <w:spacing w:before="0" w:after="0" w:line="240" w:lineRule="auto"/>
+              <w:jc w:val="left"/>
+            </w:pPr>
+            <w:r>
+              <w:rPr>
+                <w:rFonts w:ascii="Times New Roman" w:hAnsi="Times New Roman"/>
+                <w:b w:val="0"/>
+                <w:sz w:val="21"/>
+                <w:u w:val="none"/>
+              </w:rPr>
+              <w:t>{{R1_1}}</w:t>
+            </w:r>
+          </w:p>
+          <w:p>
+            <w:pPr>
+              <w:spacing w:before="0" w:after="0" w:line="240" w:lineRule="auto"/>
+              <w:jc w:val="left"/>
+            </w:pPr>
+            <w:r>
+              <w:rPr>
+                <w:rFonts w:ascii="Times New Roman" w:hAnsi="Times New Roman"/>
+                <w:b w:val="0"/>
+                <w:sz w:val="21"/>
+                <w:u w:val="none"/>
+              </w:rPr>
+              <w:t>{{R1_2}}</w:t>
+            </w:r>
+          </w:p>
+        </w:tc>
+      </w:tr>
+    </w:tbl>
     <w:p>
       <w:pPr>
         <w:jc w:val="center"/>
